--- a/docs/da/references/04. 데이터 모델링 가이드.docx
+++ b/docs/da/references/04. 데이터 모델링 가이드.docx
@@ -3950,6 +3950,159 @@
       </w:pPr>
       <w:r>
         <w:t xml:space="preserve">☐ 논리·물리 모델과 표준 용어 신청 결과가 메타 리포지토리에 등록되어 있다</w:t>
+      </w:r>
+    </w:p>
+    <w:p>
+      <w:pPr>
+        <w:pStyle w:val="Heading1"/>
+      </w:pPr>
+      <w:r>
+        <w:t>8. 운영 강제 규칙 — 논리삭제·트리거·참조관계 (PostgreSQL 네이티브) [보완 2026-10-14]</w:t>
+      </w:r>
+    </w:p>
+    <w:p>
+      <w:r>
+        <w:t>이 장은 구 정본(docs/da/데이터표준규칙.md §0·§4·§6, README §6)과 CLAUDE.md FK 정책에 있던 운영 강제 규칙으로, 설계 가이드의 권장 패턴을 넘어 검증기가 차단하는 규칙이다. 「데이터 표준체계 정의서」 8.5 프로파일과 함께 읽는다.</w:t>
+      </w:r>
+    </w:p>
+    <w:p>
+      <w:r>
+        <w:t>8.1 물리 삭제 금지와 논리 삭제: 운영 데이터는 물리 삭제(DELETE·TRUNCATE·DROP TABLE)를 하지 않는다. 삭제 요건은 논리 삭제로만 구현하며 위반 DDL·DML은 검증기가 차단한다(DA 승인 예외만 통과). 로그·이력(_log·_hist)과 임시 테이블을 뺀 모든 운영 테이블은 del_yn CHAR(1) NOT NULL DEFAULT 'N' CHECK (del_yn IN ('Y','N'))와 del_dtm TIMESTAMPTZ를 시스템 컬럼 바로 앞에 둔다. 논리 삭제는 del_yn='Y', del_dtm, mod_dtm, modr_id 네 컬럼을 한 UPDATE에서 함께 갱신한다. 삭제 행 제외는 조회 뷰 또는 모든 조회 쿼리의 del_yn='N' 조건으로 하며, 뷰가 없는 시스템은 쿼리 조건이 필수다. 표준화 이전 테이블 중 del_dtm이 없는 것은 위반 목록에 grandfathered로 등재하고 소급 일정을 둔다. §3.5의 '부모 삭제'는 논리 삭제(del_yn·del_dtm)로 비활성 처리하며, 사용여부(use_yn)는 삭제가 아닌 '일시 중지' 의미로만 쓴다. (출처: 데이터표준규칙 §4-1·§4-2, 10_modeler_gap C14)</w:t>
+      </w:r>
+    </w:p>
+    <w:p>
+      <w:r>
+        <w:t>8.2 면제: append-only 로그·이력 테이블(_log·_hist 종결)과 임시 테이블은 논리삭제 컬럼 의무와 물리 삭제 금지에서 제외한다. 보존 기간이 지난 행은 파티션 분리 또는 삭제로 정리할 수 있다. 예외: 무필터 동기화 대상이라 논리 삭제가 부활을 부르는 테이블(번역 메시지)은 DA 승인 후 물리 삭제가 정본이다. (출처: 데이터표준규칙 §4-3, CLAUDE.md i18n 절)</w:t>
+      </w:r>
+    </w:p>
+    <w:p>
+      <w:r>
+        <w:t>8.3 변경일시 자동 갱신: 모든 운영 테이블은 UPDATE 때 mod_dtm을 자동 갱신하는 트리거를 둔다. 함수 fn_upd_&lt;테이블&gt;_mod_dtm(), 트리거 trg_&lt;테이블&gt;_mod_dtm (BEFORE UPDATE FOR EACH ROW). §5.3의 '트리거 적재는 레거시만'은 이력 적재 이야기이며 이 트리거에는 적용하지 않는다. append-only 감사 테이블은 이 트리거를 생략할 수 있고, 정정·논리삭제처럼 드물게 UPDATE할 때는 modr_id·mod_dtm을 직접 넣는다. (출처: 데이터표준규칙 §6·§10 #12)</w:t>
+      </w:r>
+    </w:p>
+    <w:p>
+      <w:r>
+        <w:t>8.4 참조관계(FK) 전환 절차: 현재는 FK를 유지한다. 신규 관계는 FK 설계가 기본이다. FK를 쓰던 관계를 무FK로 바꿀 때는 ① 그 관계에 기대는 조회 코드(임베디드 조인)를 별도 조회+병합으로 먼저 바꾸고 ② 배포·검증 뒤 FK를 제거한다. 일괄 제거는 금지하고 관계 단위로 진행한다. 2026-07-01 FK 62개 일괄 제거로 목록 조회가 붕괴했다(PGRST200). FK는 무결성 장치이자 조회 API의 관계 메타이므로 제거 영향은 코드까지 본다. 「정의서」 STD-08과 §1.1·§3.5의 '무FK' 원칙은 이 시스템에 적용하지 않는다. (출처: CLAUDE.md FK 정책, da-modeler 정의)</w:t>
+      </w:r>
+    </w:p>
+    <w:p>
+      <w:r>
+        <w:t>8.5 PostgreSQL 표준 템플릿과 DDL 관리: 확정 DDL은 저장소 sql/{순번}_{설명}.sql 파일로만 관리하고 파일 번호는 적용 순서다. 운영 적용은 DA(마스터)가 한다. 템플릿은 아래와 같다. (출처: README §6)</w:t>
+      </w:r>
+    </w:p>
+    <w:p>
+      <w:r>
+        <w:t>CREATE TABLE &lt;접두사&gt;_&lt;엔터티약어&gt; ( &lt;엔터티약어&gt;_id UUID PRIMARY KEY DEFAULT gen_random_uuid(), -- 업무 컬럼 (표준용어 형식: 단어1(_단어n)_도메인, 단어 2개 이상) del_yn CHAR(1) NOT NULL DEFAULT 'N' CHECK (del_yn IN ('Y','N')), del_dtm TIMESTAMPTZ, regr_id TEXT NOT NULL DEFAULT 'ADMIN', reg_dtm TIMESTAMPTZ NOT NULL DEFAULT CURRENT_TIMESTAMP, modr_id TEXT NOT NULL DEFAULT 'ADMIN', mod_dtm TIMESTAMPTZ NOT NULL DEFAULT CURRENT_TIMESTAMP );</w:t>
+      </w:r>
+    </w:p>
+    <w:p>
+      <w:r>
+        <w:t>CREATE OR REPLACE FUNCTION fn_upd_&lt;테이블명&gt;_mod_dtm() RETURNS TRIGGER AS $$ BEGIN NEW.mod_dtm = CURRENT_TIMESTAMP; RETURN NEW; END; $$ LANGUAGE plpgsql;  CREATE TRIGGER trg_&lt;테이블명&gt;_mod_dtm BEFORE UPDATE ON &lt;테이블명&gt; FOR EACH ROW EXECUTE FUNCTION fn_upd_&lt;테이블명&gt;_mod_dtm();</w:t>
+      </w:r>
+    </w:p>
+    <w:p>
+      <w:pPr>
+        <w:pStyle w:val="Heading1"/>
+      </w:pPr>
+      <w:r>
+        <w:t>2~7장 보완 문장 [보완 2026-10-14]</w:t>
+      </w:r>
+    </w:p>
+    <w:p>
+      <w:r>
+        <w:t>§2.1: 코드값이 200개를 넘는 코드는 공통 코드에 두지 않고 개별 엔터티로 설계한다(DA 판단). 수신 인터페이스 엔터티는 코드 속성 NULL을 허용하고, 송신 엔터티는 허용하지 않는다. (출처: 구 데이터표준화지침서 6.7)</w:t>
+      </w:r>
+    </w:p>
+    <w:p>
+      <w:r>
+        <w:t>§2.2: 단독 주 식별자는 '~번호'로 짓고 '~일련번호'·'~코드'를 쓰지 않는다. 코드값·코드명만 가진 엔터티의 식별자만 '~코드'를 쓴다. '~ID'는 시스템이 발급하는 식별자(사용자·세션·인조 UUID 등)를 가진 엔터티의 단독 주 식별자에 쓴다. 업무 키로 한 건을 조회하는 경로가 있으면 그 키에 UNIQUE 제약(활성행만이면 부분 UNIQUE)을 둔다. (출처: 구 데이터표준화지침서 5.4, da-modeler 정의 — §2.2가 인용하는 '지침서 5.4'는 신규 02에 없으므로 본문에 직접 기재)</w:t>
+      </w:r>
+    </w:p>
+    <w:p>
+      <w:r>
+        <w:t>§3.1: 참조 속성의 물리명은 부모 식별자 물리명을 그대로 쓰고, 부모 식별자가 자식 식별자로 상속되면 이름을 그대로, 일반 속성으로 참조되면 역할 수식어를 앞에 붙인다(주문+고객번호, seller_usr_id·buyer_usr_id). (출처: 데이터표준규칙 §3-3, 구 데이터표준화지침서 5.4)</w:t>
+      </w:r>
+    </w:p>
+    <w:p>
+      <w:r>
+        <w:t>§5.2: 이력 선분 용어는 「정의서」 7.2와 구 지침 5.4에 따라 '유효시작일시·유효종료일시'(DATE면 일자)로 통일한다. 현 §5.2의 '적용시작일시·적용종료일시'는 정정 대상이다. 현재 행 종료일시 상수는 TIMESTAMPTZ '9999-12-31 23:59:59+00'으로 읽는다. (출처: 10_modeler_gap C12 — 신규 문서 간 불일치)</w:t>
+      </w:r>
+    </w:p>
+    <w:p>
+      <w:r>
+        <w:t>§6.1: 예시의 코드값 단독 컬럼 'CD'는 「정의서」 L08·R18(단어 2개 이상)을 위반하므로 cd_val 처럼 2단어로 정정한다. (출처: 10_modeler_gap C16)</w:t>
+      </w:r>
+    </w:p>
+    <w:p>
+      <w:r>
+        <w:t>§6.3 '기간' 패턴: 업무 기간은 '유효'가 아닌 업무 수식어로 짓는다(보험계약시작일자). (출처: 구 데이터표준화지침서 5.4)</w:t>
+      </w:r>
+    </w:p>
+    <w:p>
+      <w:r>
+        <w:t>§7.1: 정규화하지 않기로 DA가 승인한 반복 속성만 숫자 접미를 붙이며, 첫 속성은 숫자 없이 두고 2부터 붙인다(첨부파일명, 첨부파일명2). (출처: 구 데이터표준화지침서 5.4)</w:t>
+      </w:r>
+    </w:p>
+    <w:p>
+      <w:r>
+        <w:t>§7 정규화 수준: 이 가이드의 '4NF 권고'를 수용한다. DA팀 에이전트 정의(3NF 기본)는 'BCNF 필수·4NF 권고'로 후속 갱신한다. (출처: 10_modeler_gap C10)</w:t>
+      </w:r>
+    </w:p>
+    <w:p>
+      <w:pPr>
+        <w:pStyle w:val="Heading1"/>
+      </w:pPr>
+      <w:r>
+        <w:t>6장 보완 — 정렬 순서·코드 [보완 2026-10-14]</w:t>
+      </w:r>
+    </w:p>
+    <w:p>
+      <w:r>
+        <w:t>§6.1: 위 SRT_SN(정렬순번)은 §6.3 '순서' 패턴에 따라 '표시순서번호'로 읽는다. 「정의서」 7.2의 '정렬순서'도 같다. 이 프로젝트의 신규 정렬 컬럼 물리명은 정본 v2.3의 sort_seq를 유지하되(기존 sort_ord 15테이블은 grandfathered), K-DATA '~순서번호'와의 조정은 행정안전부 공통표준용어 조회 뒤 결정한다 [확인중 : 마스터]. 외부 코드에서 00·99가 다른 뜻으로 쓰이면 DA와 협의해 정한다. (출처: 구 데이터표준화지침서 4.3·5.4·6.7, 데이터표준규칙 §1-2 v2.3, 10_standards_gap C11)</w:t>
+      </w:r>
+    </w:p>
+    <w:p>
+      <w:r>
+        <w:t>§6.2: 값이 묶음이 아니라 개별 개체를 뜻하면(국가, 부서) 공통코드가 아니라 개별 코드 엔터티로 둔다. (출처: 구 데이터표준화지침서 6.4)</w:t>
+      </w:r>
+    </w:p>
+    <w:p>
+      <w:pPr>
+        <w:pStyle w:val="Heading2"/>
+      </w:pPr>
+      <w:r>
+        <w:t>출처 참조 경로 [보완 2026-10-14]</w:t>
+      </w:r>
+    </w:p>
+    <w:p>
+      <w:r>
+        <w:t>이 문서 보완 절이 인용하는 10_modeler_gap(C10·C12·C14·C16)·10_standards_gap(C11)은 누락 검토 보고서 docs/da/reports/2026-10-14_표준재정의_누락검토.md §4 에 판정 근거가 있고, 원문은 잡 디렉토리 docs/da/_workspace/20261014_표준재정의누락검토/ 에 있다.</w:t>
+      </w:r>
+    </w:p>
+    <w:p>
+      <w:pPr>
+        <w:pStyle w:val="Heading2"/>
+      </w:pPr>
+      <w:r>
+        <w:t>공통표준 대조 — 정렬 순서 용어 [보완 2026-10-14]</w:t>
+      </w:r>
+    </w:p>
+    <w:p>
+      <w:r>
+        <w:t>6장 보완의 정렬 순서 [확인중] 조회 결과: 행정안전부 공통표준용어에 '정렬순서' = SORT_SEQ, '표시순서' = INDCT_SEQ 가 있어 신규 정렬 컬럼 sort_seq 가 공통표준과 일치한다. §6.3 '표시순서번호' 패턴은 공통표준 항목이 없는 기관 용어에만 적용한다. (출처: docs/da/references/02.03 공공데이터 공통표준용어 CSV 2025-11-01, 「정의서」 2장 공통표준 우선)</w:t>
+      </w:r>
+    </w:p>
+    <w:p>
+      <w:pPr>
+        <w:pStyle w:val="Heading2"/>
+      </w:pPr>
+      <w:r>
+        <w:t>정렬 순서 용어 최종 정리 [보완 2026-10-14]</w:t>
+      </w:r>
+    </w:p>
+    <w:p>
+      <w:r>
+        <w:t>위 '6장 보완' §6.1 의 "SRT_SN·「정의서」 7.2 '정렬순서'를 '표시순서번호'로 읽는다"와 [확인중 : 마스터]는 '공통표준 대조' 절의 조회 결과로 대체한다. 정렬 순서는 공통표준용어 '정렬순서'(SORT_SEQ)로 읽고 이 프로젝트 물리명은 sort_seq 다. '표시순서번호'(§6.3)는 공통표준 항목이 없는 기관 용어에만 쓴다. (출처: docs/da/references/02.03 공통표준용어 CSV, 데이터표준규칙 §1-2 v2.3)</w:t>
       </w:r>
     </w:p>
     <w:sectPr>
